--- a/ky/wisdom-stories/confidence-is-half-the-battle.docx
+++ b/ky/wisdom-stories/confidence-is-half-the-battle.docx
@@ -63,7 +63,7 @@
     </w:p>
     <w:p>
       <w:r>
-        <w:t>— Силер өзүңөрдүн да, балдардын да колунан келерине ишендиңер, — деди директор. — Анан ошол ишенимди эмгекке, сабырдуулукка жана камкордукка айланттыңар. Натыйжага жеткирген да ошол болду.</w:t>
+        <w:t>— Силер өзүңөрдүн да, балдардын да жөндөмүнө ишендиңер, — деди директор. — Анан ошол ишенимди эмгекке, сабырдуулукка жана камкордукка айланттыңар. Натыйжага жеткирген да ошол болду.</w:t>
       </w:r>
     </w:p>
     <w:p>
